--- a/demo/assets/supplier-agreement.docx
+++ b/demo/assets/supplier-agreement.docx
@@ -7,12 +7,30 @@
         <w:pStyle w:val="Title"/>
       </w:pPr>
       <w:r>
-        <w:t>Supplier agreement — draft</w:t>
+        <w:t>Supplier agreement — revision C</w:t>
       </w:r>
     </w:p>
     <w:p>
       <w:r>
-        <w:t>Sample document generated for the Filedeck demo.</w:t>
+        <w:t xml:space="preserve">This agreement is made between </w:t>
+      </w:r>
+      <w:r>
+        <w:rPr>
+          <w:b/>
+        </w:rPr>
+        <w:t>Hardik CNC Automation</w:t>
+      </w:r>
+      <w:r>
+        <w:t xml:space="preserve"> and the supplier named below. Terms are </w:t>
+      </w:r>
+      <w:r>
+        <w:rPr>
+          <w:i/>
+        </w:rPr>
+        <w:t>indicative</w:t>
+      </w:r>
+      <w:r>
+        <w:t xml:space="preserve"> until countersigned.</w:t>
       </w:r>
     </w:p>
     <w:p>
@@ -20,12 +38,36 @@
         <w:pStyle w:val="Heading1"/>
       </w:pPr>
       <w:r>
-        <w:t>Clause 1</w:t>
+        <w:t>1. Scope of supply</w:t>
       </w:r>
     </w:p>
     <w:p>
       <w:r>
-        <w:t>Placeholder text. No browser renders .docx natively, so this file exercises the file-card path rather than a preview.</w:t>
+        <w:t>The supplier shall provide the following items:</w:t>
+      </w:r>
+    </w:p>
+    <w:p>
+      <w:pPr>
+        <w:pStyle w:val="ListBullet"/>
+      </w:pPr>
+      <w:r>
+        <w:t>Pump housings, cast and machined</w:t>
+      </w:r>
+    </w:p>
+    <w:p>
+      <w:pPr>
+        <w:pStyle w:val="ListBullet"/>
+      </w:pPr>
+      <w:r>
+        <w:t>Impellers, 140 mm</w:t>
+      </w:r>
+    </w:p>
+    <w:p>
+      <w:pPr>
+        <w:pStyle w:val="ListBullet"/>
+      </w:pPr>
+      <w:r>
+        <w:t>Shaft seal kits</w:t>
       </w:r>
     </w:p>
     <w:p>
@@ -33,12 +75,31 @@
         <w:pStyle w:val="Heading1"/>
       </w:pPr>
       <w:r>
-        <w:t>Clause 2</w:t>
+        <w:t>2. Delivery schedule</w:t>
       </w:r>
     </w:p>
     <w:p>
+      <w:pPr>
+        <w:pStyle w:val="ListNumber"/>
+      </w:pPr>
       <w:r>
-        <w:t>Placeholder text. No browser renders .docx natively, so this file exercises the file-card path rather than a preview.</w:t>
+        <w:t>First batch within 21 days</w:t>
+      </w:r>
+    </w:p>
+    <w:p>
+      <w:pPr>
+        <w:pStyle w:val="ListNumber"/>
+      </w:pPr>
+      <w:r>
+        <w:t>Remaining batches monthly</w:t>
+      </w:r>
+    </w:p>
+    <w:p>
+      <w:pPr>
+        <w:pStyle w:val="ListNumber"/>
+      </w:pPr>
+      <w:r>
+        <w:t>Inspection on receipt</w:t>
       </w:r>
     </w:p>
     <w:p>
@@ -46,12 +107,167 @@
         <w:pStyle w:val="Heading1"/>
       </w:pPr>
       <w:r>
-        <w:t>Clause 3</w:t>
+        <w:t>3. Commercial terms</w:t>
+      </w:r>
+    </w:p>
+    <w:tbl>
+      <w:tblPr>
+        <w:tblStyle w:val="TableGrid"/>
+        <w:tblW w:type="auto" w:w="0"/>
+        <w:tblLook w:firstColumn="1" w:firstRow="1" w:lastColumn="0" w:lastRow="0" w:noHBand="0" w:noVBand="1" w:val="04A0"/>
+      </w:tblPr>
+      <w:tblGrid>
+        <w:gridCol w:w="2880"/>
+        <w:gridCol w:w="2880"/>
+        <w:gridCol w:w="2880"/>
+      </w:tblGrid>
+      <w:tr>
+        <w:tc>
+          <w:tcPr>
+            <w:tcW w:type="dxa" w:w="2880"/>
+          </w:tcPr>
+          <w:p>
+            <w:r>
+              <w:t>Item</w:t>
+            </w:r>
+          </w:p>
+        </w:tc>
+        <w:tc>
+          <w:tcPr>
+            <w:tcW w:type="dxa" w:w="2880"/>
+          </w:tcPr>
+          <w:p>
+            <w:r>
+              <w:t>Qty</w:t>
+            </w:r>
+          </w:p>
+        </w:tc>
+        <w:tc>
+          <w:tcPr>
+            <w:tcW w:type="dxa" w:w="2880"/>
+          </w:tcPr>
+          <w:p>
+            <w:r>
+              <w:t>Unit cost</w:t>
+            </w:r>
+          </w:p>
+        </w:tc>
+      </w:tr>
+      <w:tr>
+        <w:tc>
+          <w:tcPr>
+            <w:tcW w:type="dxa" w:w="2880"/>
+          </w:tcPr>
+          <w:p>
+            <w:r>
+              <w:t>HCA-1001</w:t>
+            </w:r>
+          </w:p>
+        </w:tc>
+        <w:tc>
+          <w:tcPr>
+            <w:tcW w:type="dxa" w:w="2880"/>
+          </w:tcPr>
+          <w:p>
+            <w:r>
+              <w:t>12</w:t>
+            </w:r>
+          </w:p>
+        </w:tc>
+        <w:tc>
+          <w:tcPr>
+            <w:tcW w:type="dxa" w:w="2880"/>
+          </w:tcPr>
+          <w:p>
+            <w:r>
+              <w:t>184.50</w:t>
+            </w:r>
+          </w:p>
+        </w:tc>
+      </w:tr>
+      <w:tr>
+        <w:tc>
+          <w:tcPr>
+            <w:tcW w:type="dxa" w:w="2880"/>
+          </w:tcPr>
+          <w:p>
+            <w:r>
+              <w:t>HCA-2140</w:t>
+            </w:r>
+          </w:p>
+        </w:tc>
+        <w:tc>
+          <w:tcPr>
+            <w:tcW w:type="dxa" w:w="2880"/>
+          </w:tcPr>
+          <w:p>
+            <w:r>
+              <w:t>24</w:t>
+            </w:r>
+          </w:p>
+        </w:tc>
+        <w:tc>
+          <w:tcPr>
+            <w:tcW w:type="dxa" w:w="2880"/>
+          </w:tcPr>
+          <w:p>
+            <w:r>
+              <w:t>22.75</w:t>
+            </w:r>
+          </w:p>
+        </w:tc>
+      </w:tr>
+    </w:tbl>
+    <w:p>
+      <w:pPr>
+        <w:pStyle w:val="Heading1"/>
+      </w:pPr>
+      <w:r>
+        <w:t>4. Reference drawing</w:t>
       </w:r>
     </w:p>
     <w:p>
       <w:r>
-        <w:t>Placeholder text. No browser renders .docx natively, so this file exercises the file-card path rather than a preview.</w:t>
+        <w:drawing>
+          <wp:inline xmlns:a="http://schemas.openxmlformats.org/drawingml/2006/main" xmlns:pic="http://schemas.openxmlformats.org/drawingml/2006/picture">
+            <wp:extent cx="2926080" cy="1658112"/>
+            <wp:docPr id="1" name="Picture 1"/>
+            <wp:cNvGraphicFramePr>
+              <a:graphicFrameLocks noChangeAspect="1"/>
+            </wp:cNvGraphicFramePr>
+            <a:graphic>
+              <a:graphicData uri="http://schemas.openxmlformats.org/drawingml/2006/picture">
+                <pic:pic>
+                  <pic:nvPicPr>
+                    <pic:cNvPr id="0" name="fig.png"/>
+                    <pic:cNvPicPr/>
+                  </pic:nvPicPr>
+                  <pic:blipFill>
+                    <a:blip r:embed="rId9"/>
+                    <a:stretch>
+                      <a:fillRect/>
+                    </a:stretch>
+                  </pic:blipFill>
+                  <pic:spPr>
+                    <a:xfrm>
+                      <a:off x="0" y="0"/>
+                      <a:ext cx="2926080" cy="1658112"/>
+                    </a:xfrm>
+                    <a:prstGeom prst="rect"/>
+                  </pic:spPr>
+                </pic:pic>
+              </a:graphicData>
+            </a:graphic>
+          </wp:inline>
+        </w:drawing>
+      </w:r>
+    </w:p>
+    <w:p>
+      <w:pPr>
+        <w:pStyle w:val="IntenseQuote"/>
+      </w:pPr>
+      <w:r>
+        <w:t>All disputes shall be settled under the jurisdiction of Rajkot.</w:t>
       </w:r>
     </w:p>
     <w:sectPr>
